--- a/ky/discovery-articles/4.10 Пастерлөө.docx
+++ b/ky/discovery-articles/4.10 Пастерлөө.docx
@@ -4,580 +4,386 @@
   <w:body>
     <w:p>
       <w:pPr>
-        <w:keepNext/>
-        <w:spacing w:before="280" w:after="120"/>
+        <w:pStyle w:val="Title"/>
+        <w:widowControl/>
       </w:pPr>
       <w:r>
-        <w:rPr>
-          <w:rFonts w:ascii="Calibri" w:hAnsi="Calibri" w:eastAsia="Calibri"/>
-          <w:b/>
-          <w:i w:val="0"/>
-          <w:color w:val="004E8C"/>
-          <w:sz w:val="44"/>
-        </w:rPr>
         <w:t>4.10 Пастерлөө</w:t>
       </w:r>
     </w:p>
     <w:p>
       <w:pPr>
-        <w:spacing w:after="80"/>
+        <w:keepNext/>
+        <w:widowControl/>
       </w:pPr>
       <w:r>
         <w:rPr>
-          <w:rFonts w:ascii="Calibri" w:hAnsi="Calibri" w:eastAsia="Calibri"/>
-          <w:b w:val="0"/>
-          <w:i/>
-          <w:color w:val="505050"/>
-          <w:sz w:val="22"/>
+          <w:sz w:val="20"/>
         </w:rPr>
         <w:t>4. Медицина, биология жана коомдук саламаттык</w:t>
       </w:r>
     </w:p>
     <w:p>
       <w:pPr>
-        <w:spacing w:after="200"/>
+        <w:keepNext/>
+        <w:widowControl/>
       </w:pPr>
       <w:r>
         <w:rPr>
-          <w:rFonts w:ascii="Calibri" w:hAnsi="Calibri" w:eastAsia="Calibri"/>
-          <w:b w:val="0"/>
-          <w:i/>
-          <w:sz w:val="22"/>
+          <w:sz w:val="20"/>
         </w:rPr>
-        <w:t>Мезгил: болжол менен 1860-жылдар (Пастердин шарап менен сыраны жылуулук аркылуу иштетиши); кийин сүткө ылайыкташтырылган | Негизги өкүлдөр: Луи Пастер; сүттү пастерлөөнү кеңири жайылткан кийинки сүт адистери жана коомдук саламаттык реформаторлору</w:t>
+        <w:t>Мезгил: болжол менен 1860-жылдар (Пастердин шарап менен сыраны ысытып иштетүүсү); кийин сүткө ылайыкташтыруу | Негизги салым кошкондор: Луи Пастер; кийин сүттү пастерлөөнү кеңейткен сүт илиминин адистери жана коомдук саламаттык реформаторлору</w:t>
       </w:r>
     </w:p>
     <w:p>
       <w:pPr>
-        <w:spacing w:after="160" w:line="276" w:lineRule="auto"/>
+        <w:widowControl/>
       </w:pPr>
       <w:r>
-        <w:rPr>
-          <w:rFonts w:ascii="Calibri" w:hAnsi="Calibri" w:eastAsia="Calibri"/>
-          <w:b w:val="0"/>
-          <w:i w:val="0"/>
-          <w:sz w:val="22"/>
-        </w:rPr>
-        <w:t>Пастерлөө тамак-ашты же суусундукту сапатын бузбай тургандай деңгээлде ысытып, көптөгөн коркунучтуу микробдорду жок кылат. Анын аркасында сүт, шарап жана башка күнүмдүк азыктар кыйла коопсуз болду.</w:t>
+        <w:t>Пастерлөө тамак-ашты же суусундукту бузбай, көп кооптуу микробду жок кылууга жетиштүү ысытат. Ал сүттү, шарапты жана башка күнүмдүк азыктарды кыйла коопсуз кылган.</w:t>
       </w:r>
     </w:p>
     <w:p>
       <w:pPr>
-        <w:keepNext/>
-        <w:spacing w:before="240" w:after="120"/>
+        <w:pStyle w:val="Heading1"/>
+        <w:widowControl/>
       </w:pPr>
       <w:r>
-        <w:rPr>
-          <w:rFonts w:ascii="Calibri" w:hAnsi="Calibri" w:eastAsia="Calibri"/>
-          <w:b/>
-          <w:i w:val="0"/>
-          <w:color w:val="004E8C"/>
-          <w:sz w:val="28"/>
-        </w:rPr>
-        <w:t>Негизги фактылар</w:t>
+        <w:t>Негизги маалыматтар</w:t>
       </w:r>
     </w:p>
     <w:p>
       <w:pPr>
         <w:pStyle w:val="ListBullet"/>
+        <w:widowControl/>
       </w:pPr>
       <w:r>
-        <w:rPr>
-          <w:rFonts w:ascii="Calibri" w:hAnsi="Calibri" w:eastAsia="Calibri"/>
-          <w:b w:val="0"/>
-          <w:i w:val="0"/>
-          <w:sz w:val="22"/>
-        </w:rPr>
-        <w:t>Луи Пастер жай ысытуу шарап менен сыраны бузулуудан сактай турганын көрсөткөн</w:t>
+        <w:t>Луи Пастер жумшак ысытуу шарап менен сыраны бузулуудан коргой аларын көрсөткөн.</w:t>
       </w:r>
     </w:p>
     <w:p>
       <w:pPr>
         <w:pStyle w:val="ListBullet"/>
+        <w:widowControl/>
       </w:pPr>
       <w:r>
-        <w:rPr>
-          <w:rFonts w:ascii="Calibri" w:hAnsi="Calibri" w:eastAsia="Calibri"/>
-          <w:b w:val="0"/>
-          <w:i w:val="0"/>
-          <w:sz w:val="22"/>
-        </w:rPr>
-        <w:t>Бул ыкма суюктукту катуу кайнатпастан эле микробдорду азайтат</w:t>
+        <w:t>Ыкма суюктукту кайнатып түгөтпөстөн микробдорго таасир этет.</w:t>
       </w:r>
     </w:p>
     <w:p>
       <w:pPr>
         <w:pStyle w:val="ListBullet"/>
+        <w:widowControl/>
       </w:pPr>
       <w:r>
-        <w:rPr>
-          <w:rFonts w:ascii="Calibri" w:hAnsi="Calibri" w:eastAsia="Calibri"/>
-          <w:b w:val="0"/>
-          <w:i w:val="0"/>
-          <w:sz w:val="22"/>
-        </w:rPr>
-        <w:t>Сүттү пастерлөө кургак учукка жана башка инфекцияларга каршы коомдук саламаттыктын маанилүү куралына айланган</w:t>
+        <w:t>Сүттү пастерлөө кургак учукка жана башка инфекцияларга каршы маанилүү коомдук саламаттык куралы болгон.</w:t>
       </w:r>
     </w:p>
     <w:p>
       <w:pPr>
         <w:pStyle w:val="ListBullet"/>
+        <w:widowControl/>
       </w:pPr>
       <w:r>
-        <w:rPr>
-          <w:rFonts w:ascii="Calibri" w:hAnsi="Calibri" w:eastAsia="Calibri"/>
-          <w:b w:val="0"/>
-          <w:i w:val="0"/>
-          <w:sz w:val="22"/>
-        </w:rPr>
-        <w:t>Коопсуздук менен даамдын тең салмагын сактоо үчүн убакыт жана температуранын так айкалышы тандалат</w:t>
+        <w:t>Убакыт менен температуранын айкалышы коопсуздук жана даамдын тең салмагына жараша тандалат.</w:t>
       </w:r>
     </w:p>
     <w:p>
       <w:pPr>
         <w:pStyle w:val="ListBullet"/>
+        <w:widowControl/>
       </w:pPr>
       <w:r>
-        <w:rPr>
-          <w:rFonts w:ascii="Calibri" w:hAnsi="Calibri" w:eastAsia="Calibri"/>
-          <w:b w:val="0"/>
-          <w:i w:val="0"/>
-          <w:sz w:val="22"/>
-        </w:rPr>
-        <w:t>Пастерлөө таза өндүрүш менен муздатууну толуктайт, бирок алардын ордун баспайт</w:t>
+        <w:t>Пастерлөө таза өндүрүш менен муздатууну толуктайт, бирок алмаштырбайт.</w:t>
       </w:r>
     </w:p>
     <w:p>
       <w:pPr>
-        <w:keepNext/>
-        <w:spacing w:before="240" w:after="120"/>
+        <w:pStyle w:val="Heading1"/>
+        <w:widowControl/>
       </w:pPr>
       <w:r>
-        <w:rPr>
-          <w:rFonts w:ascii="Calibri" w:hAnsi="Calibri" w:eastAsia="Calibri"/>
-          <w:b/>
-          <w:i w:val="0"/>
-          <w:color w:val="004E8C"/>
-          <w:sz w:val="28"/>
-        </w:rPr>
-        <w:t>Бул эмне</w:t>
+        <w:t>Бул эмне?</w:t>
       </w:r>
     </w:p>
     <w:p>
       <w:pPr>
-        <w:spacing w:after="160" w:line="276" w:lineRule="auto"/>
+        <w:widowControl/>
       </w:pPr>
       <w:r>
-        <w:rPr>
-          <w:rFonts w:ascii="Calibri" w:hAnsi="Calibri" w:eastAsia="Calibri"/>
-          <w:b w:val="0"/>
-          <w:i w:val="0"/>
-          <w:sz w:val="22"/>
-        </w:rPr>
-        <w:t>Пастерлөө — сүт, шире, шарап же сырадагы зыяндуу жана азыкты бузуучу микробдорду азайткан көзөмөлдүү жылуулук иштетүү. Суюктук белгилүү температурада белгилүү убакыт кармалып, андан соң муздатылат. Натыйжада көптөгөн оору козгогучтар өлөт, ал эми даамы менен азыктык касиети катуу кайнатууга караганда жакшы сакталат. Бул бардык спораны жок кылган толук стерилдөө эмес, коопсуздук менен сапаттын практикалык тең салмагы. Жөнөкөй айтканда, пастерлөө — бөтөлкөнү көзгө көрүнбөй коргогон кыска жана кылдат ысытуу.</w:t>
+        <w:t>Пастерлөө сүт, шире, шарап же сырадагы зыяндуу жана бузулууга алып келген микробдорду көзөмөлдүү ысытуу менен азайтат. Суюктук белгиленген температурада белгилүү убакыт кармалып, андан кийин муздатылат. Көп козгогуч өлүп, даамы менен азыктык касиети катуу кайнатканга караганда жакшыраак сакталат. Бул бардык спораны толук жок кылган стерилдөө эмес, практикалык коопсуздук чечими. Кыска, кылдат ысытуу суусундукту ичүүгө жарамдуу бойдон сактап коргойт.</w:t>
       </w:r>
     </w:p>
     <w:p>
       <w:pPr>
-        <w:keepNext/>
-        <w:spacing w:before="240" w:after="120"/>
+        <w:pStyle w:val="Heading1"/>
+        <w:widowControl/>
       </w:pPr>
       <w:r>
-        <w:rPr>
-          <w:rFonts w:ascii="Calibri" w:hAnsi="Calibri" w:eastAsia="Calibri"/>
-          <w:b/>
-          <w:i w:val="0"/>
-          <w:color w:val="004E8C"/>
-          <w:sz w:val="28"/>
-        </w:rPr>
-        <w:t>Аны ким ачкан же ойлоп тапкан</w:t>
+        <w:t xml:space="preserve">Ким ойлоп тапкан</w:t>
       </w:r>
     </w:p>
     <w:p>
       <w:pPr>
-        <w:spacing w:after="160" w:line="276" w:lineRule="auto"/>
+        <w:widowControl/>
       </w:pPr>
       <w:r>
-        <w:rPr>
-          <w:rFonts w:ascii="Calibri" w:hAnsi="Calibri" w:eastAsia="Calibri"/>
-          <w:b w:val="0"/>
-          <w:i w:val="0"/>
-          <w:sz w:val="22"/>
-        </w:rPr>
-        <w:t>Шарап эмне үчүн ачып кетерин изилдеген Луи Пастер азыктын бузулушун микробдор менен байланыштырып, орточо ысытуу суусундукту сактай аларын көрсөткөн. Бул колдонмо ыкма анын микробдор боюнча кеңири изилдөөсүнө таянган. Кийин сүт химиктери жана шаардык саламаттык кеңештери сүт үчүн температуралык режимдерди ыңгайлаштырып, аларды мыйзам менен милдеттендирген. Ыкма Пастердин аты менен аталат, ал эми аны күнүмдүк инфраструктурага коомдук саламаттык инженерлери айландырган.</w:t>
+        <w:t>Шарап эмне үчүн кычкылданарын изилдеген Луи Пастер бузулууну микробдор менен байланыштырып, орточо ысык аны коргой аларын көрсөткөн. Бул колдонмо ыкма анын микробдор тууралуу кеңири иштеринин бир бөлүгү. Кийинки сүт химиктери жана шаардык саламаттык мекемелери температура тартибин сүткө ылайыкташтырып, мыйзам менен киргизген. Процесс Пастердин атын алып жүрөт; коомдук саламаттык инженерлери аны күнүмдүк инфраструктурага айландырган.</w:t>
       </w:r>
     </w:p>
     <w:p>
       <w:pPr>
-        <w:keepNext/>
-        <w:spacing w:before="240" w:after="120"/>
+        <w:pStyle w:val="Heading1"/>
+        <w:widowControl/>
       </w:pPr>
       <w:r>
-        <w:rPr>
-          <w:rFonts w:ascii="Calibri" w:hAnsi="Calibri" w:eastAsia="Calibri"/>
-          <w:b/>
-          <w:i w:val="0"/>
-          <w:color w:val="004E8C"/>
-          <w:sz w:val="28"/>
-        </w:rPr>
-        <w:t>Качан жана кантип пайда болгон</w:t>
+        <w:t>Качан жана кантип пайда болгон?</w:t>
       </w:r>
     </w:p>
     <w:p>
       <w:pPr>
-        <w:spacing w:after="160" w:line="276" w:lineRule="auto"/>
+        <w:widowControl/>
       </w:pPr>
       <w:r>
-        <w:rPr>
-          <w:rFonts w:ascii="Calibri" w:hAnsi="Calibri" w:eastAsia="Calibri"/>
-          <w:b w:val="0"/>
-          <w:i w:val="0"/>
-          <w:sz w:val="22"/>
-        </w:rPr>
-        <w:t>1860-жылдары Пастер сунуштаган жылуулук иштетүү Франциянын шарап жана сыра тармагын микробдук бузулуудан сактаган. XIX кылымдын аягынан XX кылымдын башына чейин шаарлар ымыркайлардын өлүмү жана сүт аркылуу жуккан оорулар менен күрөшкөндө сүттү пастерлөө кеңири тарады. Кыска убакытта жогорку температурада иштетүү, кийин өтө жогорку температурадагы режимдер өндүрүштү натыйжалуураак кылды. Иштетилген сүт айнек бөтөлкө, андан соң кагаз куту жана муздак чынжыр аркылуу жеткирилген. Ыкманын кабыл алынышына илим да, азык-түлүктү көзөмөлдөө саясаты да таасир этти.</w:t>
+        <w:t>1860-жылдары Пастердин ысытуу ыкмалары Франциянын шарап жана сыра өндүрүшүндөгү микробдук жоготууларды азайткан. Сүттү пастерлөө XIX кылымдын аягында жана XX кылымдын башында шаарлар ымыркай өлүмүнө жана сүт аркылуу жуккан ооруларга каршы күрөшкөндө тараган. Жогорку температурада кыска убакыт иштетүү (HTST) жана кийин өтө жогорку температуралык иштетүү (UHT) өндүрүштүн өткөрүмүн жакшырткан. Иштетилген сүт айнек бөтөлкө, кийин картон таңгак жана муздак чынжыр менен жеткирилген. Жайылышына илим менен азык текшерүү саясаты бирге таасир эткен.</w:t>
       </w:r>
     </w:p>
     <w:p>
       <w:pPr>
-        <w:keepNext/>
-        <w:spacing w:before="240" w:after="120"/>
+        <w:pStyle w:val="Heading1"/>
+        <w:widowControl/>
       </w:pPr>
       <w:r>
-        <w:rPr>
-          <w:rFonts w:ascii="Calibri" w:hAnsi="Calibri" w:eastAsia="Calibri"/>
-          <w:b/>
-          <w:i w:val="0"/>
-          <w:color w:val="004E8C"/>
-          <w:sz w:val="28"/>
-        </w:rPr>
-        <w:t>Илимий жактан мааниси</w:t>
+        <w:t>Илим үчүн мааниси</w:t>
       </w:r>
     </w:p>
     <w:p>
       <w:pPr>
-        <w:spacing w:after="160" w:line="276" w:lineRule="auto"/>
+        <w:widowControl/>
       </w:pPr>
       <w:r>
-        <w:rPr>
-          <w:rFonts w:ascii="Calibri" w:hAnsi="Calibri" w:eastAsia="Calibri"/>
-          <w:b w:val="0"/>
-          <w:i w:val="0"/>
-          <w:sz w:val="22"/>
-        </w:rPr>
-        <w:t>Пастерлөө — колдонмо микробиология: жылуулуктун дозасы организмдердин өлүү ылдамдыгы менен салыштырылат. Ал базар шартында микробдор теориясын ырастап, азыктын бузулушун жөн гана белгисиз «аба» менен түшүндүрүүгө болбой турганын көрсөттү. Жылуулуктан өлүү кинетикасы жана ферменттердин бузулушу өлчөнө турган инженердик маселеге айланды. Ушул тең салмактардын айланасында тамак-аш илими өнүктү. Ыкма көзгө көрүнбөгөн жашоону ар бир клетканы өзүнчө көрбөй туруп эле башкарууга болорун далилдеди.</w:t>
+        <w:t>Пастерлөө — колдонмо микробиология: ысыктын көлөмү организмдердин өлүү ылдамдыгы менен салыштырылат. Ал микробдук теорияны базарда далилдеген: бузулуу сырдуу абадан гана эмес. Жылуулуктан өлүүнүн ылдамдыгы жана ферменттердин бузулушу өлчөнүүчү долбоор маселесине айланган. Тамак-аш илими ушул тең салмактардын айланасында өскөн. Ар бир клетканы көрбөй эле көзгө көрүнбөгөн тирүүлүктү башкарууга болору көрсөтүлгөн.</w:t>
       </w:r>
     </w:p>
     <w:p>
       <w:pPr>
-        <w:keepNext/>
-        <w:spacing w:before="240" w:after="120"/>
+        <w:pStyle w:val="Heading1"/>
+        <w:widowControl/>
       </w:pPr>
       <w:r>
-        <w:rPr>
-          <w:rFonts w:ascii="Calibri" w:hAnsi="Calibri" w:eastAsia="Calibri"/>
-          <w:b/>
-          <w:i w:val="0"/>
-          <w:color w:val="004E8C"/>
-          <w:sz w:val="28"/>
-        </w:rPr>
-        <w:t>Кийинки өнүгүүлөргө тийгизген таасири</w:t>
+        <w:t>Кийинки өнүгүүгө тийгизген таасири</w:t>
       </w:r>
     </w:p>
     <w:p>
       <w:pPr>
-        <w:spacing w:after="160" w:line="276" w:lineRule="auto"/>
+        <w:widowControl/>
       </w:pPr>
       <w:r>
-        <w:rPr>
-          <w:rFonts w:ascii="Calibri" w:hAnsi="Calibri" w:eastAsia="Calibri"/>
-          <w:b w:val="0"/>
-          <w:i w:val="0"/>
-          <w:sz w:val="22"/>
-        </w:rPr>
-        <w:t>Коопсуз сүт шаардагы балдардын туура тамактануусунун негизине айланды. Консерва өндүрүү, асептикалык таңгактоо жана заманбап азык-түлүк коопсуздугу ошол эле микробдук принципке таянат. Вакцина менен антибиотик инфекцияга башкача каршы турса, пастерлөө аны кумурага кире электе токтотот. Өнөр жайлык сүт жана шире заводдору жылуулук алмаштыргычтардын айланасында курулат. Чийки сүт боюнча талаштар бүгүн да Пастер койгон суроого барып такалат: азыраак иштетүү үчүн канча тобокелдикке барууга болот?</w:t>
+        <w:t>Коопсуз сүт шаар балдарынын тамактануусуна негиз болгон. Консервалоо, микроб киргизбеген асептикалык таңгак жана азыркы азык коопсуздугу системалары ошол эле микробдук логиканы колдонот. Вакцина менен антибиотик инфекцияга башкача таасир этсе, пастерлөө анын идиштин ичинде алдын алат. Ири сүт жана шире заводдору жылуулук алмаштыргычтардын айланасында курулган. Чийки сүт тууралуу талаш дагы эле Пастер койгон маселеге таянат: тобокелдик менен минималдуу иштетүүнүн катышы.</w:t>
       </w:r>
     </w:p>
     <w:p>
       <w:pPr>
-        <w:keepNext/>
-        <w:spacing w:before="240" w:after="120"/>
+        <w:pStyle w:val="Heading1"/>
+        <w:widowControl/>
       </w:pPr>
       <w:r>
-        <w:rPr>
-          <w:rFonts w:ascii="Calibri" w:hAnsi="Calibri" w:eastAsia="Calibri"/>
-          <w:b/>
-          <w:i w:val="0"/>
-          <w:color w:val="004E8C"/>
-          <w:sz w:val="28"/>
-        </w:rPr>
-        <w:t>Адамдардын жашоосун кантип өзгөрткөн</w:t>
+        <w:t>Адамдардын жашоосун кантип өзгөрткөн?</w:t>
       </w:r>
     </w:p>
     <w:p>
       <w:pPr>
-        <w:spacing w:after="160" w:line="276" w:lineRule="auto"/>
+        <w:widowControl/>
       </w:pPr>
       <w:r>
-        <w:rPr>
-          <w:rFonts w:ascii="Calibri" w:hAnsi="Calibri" w:eastAsia="Calibri"/>
-          <w:b w:val="0"/>
-          <w:i w:val="0"/>
-          <w:sz w:val="22"/>
-        </w:rPr>
-        <w:t>Үй-бүлөлөр дүкөндөн алынган сүткө көбүрөөк ишене баштап, талаптар аткарылган жерде булганган сүттөн балдардын өлүмү азайды. Шарап менен сыра узак сакталып, алыска сатууга ылайык болду. Даам бир аз өзгөргөндүктөн айрымдар иштетилбеген азыкты жактырып, жогору коркунучту кабыл алды. Жалпысынан пастерлөө күнүмдүк суусундукту кооптуу тандоодон ишенимдүү азыкка айландырды — коомдук саламаттыктын көзгө уруна бербеген, бирок эң натыйжалуу куралдарынын бири.</w:t>
+        <w:t>Үй-бүлөлөр дүкөндүн сүтүнө көбүрөөк ишене алган; эрежелер аткарылган жерде булганган сүт азыгынан балдардын өлүмү азайган. Шарап менен сыра соодада узагыраак сакталган. Даам бир аз өзгөргөн; айрымдар иштетилбеген азыкты артык көрүп, жогору тобокелдикти кабыл алган. Жалпысынан пастерлөө күн сайын ичилген суусундукту көп коркунучтуу тандоодон ишенимдүүрөөк азыкка айландырган. Ал коомдук саламаттыктын анча көзгө урунбаган, бирок эң натыйжалуу куралдарынын бири.</w:t>
       </w:r>
     </w:p>
     <w:p>
       <w:pPr>
-        <w:keepNext/>
-        <w:spacing w:before="240" w:after="120"/>
+        <w:pStyle w:val="Heading1"/>
+        <w:widowControl/>
       </w:pPr>
       <w:r>
-        <w:rPr>
-          <w:rFonts w:ascii="Calibri" w:hAnsi="Calibri" w:eastAsia="Calibri"/>
-          <w:b/>
-          <w:i w:val="0"/>
-          <w:color w:val="004E8C"/>
-          <w:sz w:val="28"/>
-        </w:rPr>
-        <w:t>Булактар жана шилтемелер</w:t>
+        <w:t>Булактар жана кошумча окуу</w:t>
       </w:r>
     </w:p>
     <w:p>
       <w:pPr>
-        <w:keepNext/>
-        <w:spacing w:before="240" w:after="120"/>
+        <w:pStyle w:val="Heading2"/>
+        <w:widowControl/>
       </w:pPr>
       <w:r>
         <w:rPr>
-          <w:rFonts w:ascii="Calibri" w:hAnsi="Calibri" w:eastAsia="Calibri"/>
-          <w:b/>
-          <w:i w:val="0"/>
-          <w:color w:val="004E8C"/>
-          <w:sz w:val="24"/>
+          <w:sz w:val="20"/>
         </w:rPr>
-        <w:t>A. Китептер жана негизги илимий эмгектер</w:t>
+        <w:t>Китептер жана негизги илимий эмгектер</w:t>
       </w:r>
     </w:p>
     <w:p>
       <w:pPr>
-        <w:spacing w:after="80"/>
-        <w:ind w:left="360"/>
+        <w:widowControl/>
       </w:pPr>
       <w:r>
         <w:rPr>
-          <w:rFonts w:ascii="Calibri" w:hAnsi="Calibri" w:eastAsia="Calibri"/>
-          <w:b w:val="0"/>
-          <w:i w:val="0"/>
-          <w:sz w:val="22"/>
+          <w:sz w:val="20"/>
         </w:rPr>
         <w:t>1. Debré, Patrice. Louis Pasteur. Baltimore: Johns Hopkins University Press, 1998.</w:t>
       </w:r>
     </w:p>
     <w:p>
       <w:pPr>
-        <w:keepNext/>
-        <w:spacing w:before="240" w:after="120"/>
+        <w:pStyle w:val="Heading2"/>
+        <w:widowControl/>
       </w:pPr>
       <w:r>
         <w:rPr>
-          <w:rFonts w:ascii="Calibri" w:hAnsi="Calibri" w:eastAsia="Calibri"/>
-          <w:b/>
-          <w:i w:val="0"/>
-          <w:color w:val="004E8C"/>
-          <w:sz w:val="24"/>
+          <w:sz w:val="20"/>
         </w:rPr>
-        <w:t>C. Мекемелердин материалдары жана энциклопедиялык булактар</w:t>
+        <w:t>Уюмдардын жана энциклопедиялардын материалдары</w:t>
       </w:r>
     </w:p>
     <w:p>
       <w:pPr>
-        <w:spacing w:after="80"/>
-        <w:ind w:left="360"/>
+        <w:widowControl/>
       </w:pPr>
       <w:r>
         <w:rPr>
-          <w:rFonts w:ascii="Calibri" w:hAnsi="Calibri" w:eastAsia="Calibri"/>
-          <w:b w:val="0"/>
-          <w:i w:val="0"/>
-          <w:sz w:val="22"/>
+          <w:sz w:val="20"/>
         </w:rPr>
-        <w:t>1. Encyclopaedia Britannica. «Пастерлөө».</w:t>
-      </w:r>
-      <w:r>
-        <w:rPr>
-          <w:rFonts w:ascii="Calibri" w:hAnsi="Calibri" w:eastAsia="Calibri"/>
-          <w:b w:val="0"/>
-          <w:i w:val="0"/>
-          <w:sz w:val="22"/>
-        </w:rPr>
-        <w:t xml:space="preserve"> </w:t>
+        <w:t xml:space="preserve">1. Encyclopaedia Britannica. 'Pasteurization.' </w:t>
       </w:r>
       <w:hyperlink r:id="rId9">
         <w:r>
           <w:rPr>
-            <w:rFonts w:ascii="Calibri" w:hAnsi="Calibri" w:eastAsia="Calibri"/>
-            <w:b w:val="0"/>
-            <w:i w:val="0"/>
-            <w:sz w:val="22"/>
-            <w:color w:val="0563C1"/>
-            <w:u w:val="single"/>
+            <w:sz w:val="20"/>
           </w:rPr>
           <w:t>https://www.britannica.com/science/pasteurization</w:t>
         </w:r>
       </w:hyperlink>
+      <w:r>
+        <w:rPr>
+          <w:sz w:val="20"/>
+        </w:rPr>
+      </w:r>
     </w:p>
     <w:p>
       <w:pPr>
-        <w:spacing w:after="80"/>
-        <w:ind w:left="360"/>
+        <w:widowControl/>
       </w:pPr>
       <w:r>
         <w:rPr>
-          <w:rFonts w:ascii="Calibri" w:hAnsi="Calibri" w:eastAsia="Calibri"/>
-          <w:b w:val="0"/>
-          <w:i w:val="0"/>
-          <w:sz w:val="22"/>
+          <w:sz w:val="20"/>
         </w:rPr>
-        <w:t>2. World Health Organization. Азык-түлүк коопсуздугу боюнча маалымат баракчасы.</w:t>
-      </w:r>
-      <w:r>
-        <w:rPr>
-          <w:rFonts w:ascii="Calibri" w:hAnsi="Calibri" w:eastAsia="Calibri"/>
-          <w:b w:val="0"/>
-          <w:i w:val="0"/>
-          <w:sz w:val="22"/>
-        </w:rPr>
-        <w:t xml:space="preserve"> </w:t>
+        <w:t xml:space="preserve">2. World Health Organization. Food safety fact sheet. </w:t>
       </w:r>
       <w:hyperlink r:id="rId10">
         <w:r>
           <w:rPr>
-            <w:rFonts w:ascii="Calibri" w:hAnsi="Calibri" w:eastAsia="Calibri"/>
-            <w:b w:val="0"/>
-            <w:i w:val="0"/>
-            <w:sz w:val="22"/>
-            <w:color w:val="0563C1"/>
-            <w:u w:val="single"/>
+            <w:sz w:val="20"/>
           </w:rPr>
           <w:t>https://www.who.int/news-room/fact-sheets/detail/food-safety</w:t>
         </w:r>
       </w:hyperlink>
-    </w:p>
-    <w:p>
-      <w:pPr>
-        <w:keepNext/>
-        <w:spacing w:before="240" w:after="120"/>
-      </w:pPr>
       <w:r>
         <w:rPr>
-          <w:rFonts w:ascii="Calibri" w:hAnsi="Calibri" w:eastAsia="Calibri"/>
-          <w:b/>
-          <w:i w:val="0"/>
-          <w:color w:val="004E8C"/>
-          <w:sz w:val="24"/>
+          <w:sz w:val="20"/>
         </w:rPr>
-        <w:t>D. Музейлердин, архивдердин жана китепканалардын материалдары</w:t>
       </w:r>
     </w:p>
     <w:p>
       <w:pPr>
-        <w:spacing w:after="80"/>
-        <w:ind w:left="360"/>
+        <w:pStyle w:val="Heading2"/>
+        <w:widowControl/>
       </w:pPr>
       <w:r>
         <w:rPr>
-          <w:rFonts w:ascii="Calibri" w:hAnsi="Calibri" w:eastAsia="Calibri"/>
-          <w:b w:val="0"/>
-          <w:i w:val="0"/>
-          <w:sz w:val="22"/>
+          <w:sz w:val="20"/>
         </w:rPr>
-        <w:t>1. Institut Pasteur. Луи Пастердин эмгектери боюнча тарыхый материалдар.</w:t>
+        <w:t>Музейлердин, архивдердин жана китепканалардын материалдары</w:t>
       </w:r>
+    </w:p>
+    <w:p>
+      <w:pPr>
+        <w:widowControl/>
+      </w:pPr>
       <w:r>
         <w:rPr>
-          <w:rFonts w:ascii="Calibri" w:hAnsi="Calibri" w:eastAsia="Calibri"/>
-          <w:b w:val="0"/>
-          <w:i w:val="0"/>
-          <w:sz w:val="22"/>
+          <w:sz w:val="20"/>
         </w:rPr>
-        <w:t xml:space="preserve"> </w:t>
+        <w:t xml:space="preserve">1. Institut Pasteur. Historical resources on Louis Pasteur's work. </w:t>
       </w:r>
       <w:hyperlink r:id="rId11">
         <w:r>
           <w:rPr>
-            <w:rFonts w:ascii="Calibri" w:hAnsi="Calibri" w:eastAsia="Calibri"/>
-            <w:b w:val="0"/>
-            <w:i w:val="0"/>
-            <w:sz w:val="22"/>
-            <w:color w:val="0563C1"/>
-            <w:u w:val="single"/>
+            <w:sz w:val="20"/>
           </w:rPr>
           <w:t>https://www.pasteur.fr/en</w:t>
         </w:r>
       </w:hyperlink>
-    </w:p>
-    <w:p>
-      <w:pPr>
-        <w:keepNext/>
-        <w:spacing w:before="240" w:after="120"/>
-      </w:pPr>
       <w:r>
         <w:rPr>
-          <w:rFonts w:ascii="Calibri" w:hAnsi="Calibri" w:eastAsia="Calibri"/>
-          <w:b/>
-          <w:i w:val="0"/>
-          <w:color w:val="004E8C"/>
-          <w:sz w:val="24"/>
+          <w:sz w:val="20"/>
         </w:rPr>
-        <w:t>J. Басма сөз, илимий-популярдуу жана жалпы маалымат булактары</w:t>
       </w:r>
     </w:p>
     <w:p>
       <w:pPr>
-        <w:spacing w:after="80"/>
-        <w:ind w:left="360"/>
+        <w:pStyle w:val="Heading2"/>
+        <w:widowControl/>
       </w:pPr>
       <w:r>
         <w:rPr>
-          <w:rFonts w:ascii="Calibri" w:hAnsi="Calibri" w:eastAsia="Calibri"/>
-          <w:b w:val="0"/>
-          <w:i w:val="0"/>
-          <w:sz w:val="22"/>
+          <w:sz w:val="20"/>
         </w:rPr>
-        <w:t>1. Smithsonian Magazine. «Пастерлөө дүйнөнү кантип өзгөрткөн».</w:t>
+        <w:t>Басма сөз, илимий-популярдуу жана маалымдама материалдар</w:t>
       </w:r>
+    </w:p>
+    <w:p>
+      <w:pPr>
+        <w:widowControl/>
+      </w:pPr>
       <w:r>
         <w:rPr>
-          <w:rFonts w:ascii="Calibri" w:hAnsi="Calibri" w:eastAsia="Calibri"/>
-          <w:b w:val="0"/>
-          <w:i w:val="0"/>
-          <w:sz w:val="22"/>
+          <w:sz w:val="20"/>
         </w:rPr>
-        <w:t xml:space="preserve"> </w:t>
+        <w:t xml:space="preserve">1. Smithsonian Magazine. 'How Pasteurization Changed the World.' </w:t>
       </w:r>
       <w:hyperlink r:id="rId12">
         <w:r>
           <w:rPr>
-            <w:rFonts w:ascii="Calibri" w:hAnsi="Calibri" w:eastAsia="Calibri"/>
-            <w:b w:val="0"/>
-            <w:i w:val="0"/>
-            <w:sz w:val="22"/>
-            <w:color w:val="0563C1"/>
-            <w:u w:val="single"/>
+            <w:sz w:val="20"/>
           </w:rPr>
           <w:t>https://www.smithsonianmag.com/science-nature/how-pasteurization-changed-world-180964581/</w:t>
         </w:r>
       </w:hyperlink>
+      <w:r>
+        <w:rPr>
+          <w:sz w:val="20"/>
+        </w:rPr>
+      </w:r>
     </w:p>
     <w:sectPr>
-      <w:pgSz w:w="12240" w:h="15840"/>
-      <w:pgMar w:top="1296" w:right="1440" w:bottom="1296" w:left="1440" w:header="720" w:footer="720" w:gutter="0"/>
+      <w:footerReference w:type="default" r:id="rId13"/>
+      <w:pgSz w:w="11906" w:h="16838"/>
+      <w:pgMar w:top="1020" w:right="1134" w:bottom="1020" w:left="1134" w:header="720" w:footer="720" w:gutter="0"/>
       <w:cols w:space="720"/>
       <w:docGrid w:linePitch="360"/>
     </w:sectPr>
   </w:body>
 </w:document>
+</file>
+
+<file path=word/footer1.xml><?xml version="1.0" encoding="utf-8"?>
+<w:ftr xmlns:m="http://schemas.openxmlformats.org/officeDocument/2006/math" xmlns:mc="http://schemas.openxmlformats.org/markup-compatibility/2006" xmlns:mo="http://schemas.microsoft.com/office/mac/office/2008/main" xmlns:mv="urn:schemas-microsoft-com:mac:vml" xmlns:o="urn:schemas-microsoft-com:office:office" xmlns:r="http://schemas.openxmlformats.org/officeDocument/2006/relationships" xmlns:v="urn:schemas-microsoft-com:vml" xmlns:w10="urn:schemas-microsoft-com:office:word" xmlns:w14="http://schemas.microsoft.com/office/word/2010/wordml" xmlns:w="http://schemas.openxmlformats.org/wordprocessingml/2006/main" xmlns:wne="http://schemas.microsoft.com/office/word/2006/wordml" xmlns:wp14="http://schemas.microsoft.com/office/word/2010/wordprocessingDrawing" xmlns:wp="http://schemas.openxmlformats.org/drawingml/2006/wordprocessingDrawing" xmlns:wpc="http://schemas.microsoft.com/office/word/2010/wordprocessingCanvas" xmlns:wpg="http://schemas.microsoft.com/office/word/2010/wordprocessingGroup" xmlns:wpi="http://schemas.microsoft.com/office/word/2010/wordprocessingInk" xmlns:wps="http://schemas.microsoft.com/office/word/2010/wordprocessingShape" mc:Ignorable="w14 wp14">
+  <w:p>
+    <w:pPr>
+      <w:pStyle w:val="Footer"/>
+      <w:jc w:val="right"/>
+    </w:pPr>
+    <w:fldSimple w:instr="PAGE"/>
+  </w:p>
+</w:ftr>
 </file>
 
 <file path=word/numbering.xml><?xml version="1.0" encoding="utf-8"?>
@@ -788,7 +594,7 @@
   <w:docDefaults>
     <w:rPrDefault>
       <w:rPr>
-        <w:rFonts w:asciiTheme="minorHAnsi" w:eastAsiaTheme="minorEastAsia" w:hAnsiTheme="minorHAnsi" w:cstheme="minorBidi"/>
+        <w:rFonts/>
         <w:sz w:val="22"/>
         <w:szCs w:val="22"/>
         <w:lang w:val="en-US" w:eastAsia="en-US" w:bidi="ar-SA"/>
@@ -943,6 +749,15 @@
     <w:name w:val="Normal"/>
     <w:qFormat/>
     <w:rsid w:val="00FC693F"/>
+    <w:pPr>
+      <w:spacing w:after="120" w:line="259" w:lineRule="auto"/>
+    </w:pPr>
+    <w:rPr>
+      <w:rFonts w:ascii="Times New Roman" w:hAnsi="Times New Roman"/>
+      <w:color w:val="000000"/>
+      <w:sz w:val="24"/>
+      <w:lang w:val="ky-KG"/>
+    </w:rPr>
   </w:style>
   <w:style w:type="paragraph" w:styleId="Header">
     <w:name w:val="header"/>
@@ -999,16 +814,17 @@
     <w:pPr>
       <w:keepNext/>
       <w:keepLines/>
-      <w:spacing w:before="480" w:after="0"/>
+      <w:spacing w:before="480" w:after="120" w:line="259" w:lineRule="auto"/>
       <w:outlineLvl w:val="0"/>
     </w:pPr>
     <w:rPr>
-      <w:rFonts w:asciiTheme="majorHAnsi" w:eastAsiaTheme="majorEastAsia" w:hAnsiTheme="majorHAnsi" w:cstheme="majorBidi"/>
+      <w:rFonts w:ascii="Times New Roman" w:hAnsi="Times New Roman"/>
       <w:b/>
       <w:bCs/>
-      <w:color w:val="365F91" w:themeColor="accent1" w:themeShade="BF"/>
-      <w:sz w:val="28"/>
+      <w:color w:val="000000"/>
+      <w:sz w:val="26"/>
       <w:szCs w:val="28"/>
+      <w:lang w:val="ky-KG"/>
     </w:rPr>
   </w:style>
   <w:style w:type="paragraph" w:styleId="Heading2">
@@ -1023,16 +839,17 @@
     <w:pPr>
       <w:keepNext/>
       <w:keepLines/>
-      <w:spacing w:before="200" w:after="0"/>
+      <w:spacing w:before="200" w:after="120" w:line="259" w:lineRule="auto"/>
       <w:outlineLvl w:val="1"/>
     </w:pPr>
     <w:rPr>
-      <w:rFonts w:asciiTheme="majorHAnsi" w:eastAsiaTheme="majorEastAsia" w:hAnsiTheme="majorHAnsi" w:cstheme="majorBidi"/>
+      <w:rFonts w:ascii="Times New Roman" w:hAnsi="Times New Roman"/>
       <w:b/>
       <w:bCs/>
-      <w:color w:val="4F81BD" w:themeColor="accent1"/>
+      <w:color w:val="000000"/>
       <w:sz w:val="26"/>
       <w:szCs w:val="26"/>
+      <w:lang w:val="ky-KG"/>
     </w:rPr>
   </w:style>
   <w:style w:type="paragraph" w:styleId="Heading3">
@@ -1051,7 +868,7 @@
       <w:outlineLvl w:val="2"/>
     </w:pPr>
     <w:rPr>
-      <w:rFonts w:asciiTheme="majorHAnsi" w:eastAsiaTheme="majorEastAsia" w:hAnsiTheme="majorHAnsi" w:cstheme="majorBidi"/>
+      <w:rFonts/>
       <w:b/>
       <w:bCs/>
       <w:color w:val="4F81BD" w:themeColor="accent1"/>
@@ -1074,7 +891,7 @@
       <w:outlineLvl w:val="3"/>
     </w:pPr>
     <w:rPr>
-      <w:rFonts w:asciiTheme="majorHAnsi" w:eastAsiaTheme="majorEastAsia" w:hAnsiTheme="majorHAnsi" w:cstheme="majorBidi"/>
+      <w:rFonts/>
       <w:b/>
       <w:bCs/>
       <w:i/>
@@ -1099,7 +916,7 @@
       <w:outlineLvl w:val="4"/>
     </w:pPr>
     <w:rPr>
-      <w:rFonts w:asciiTheme="majorHAnsi" w:eastAsiaTheme="majorEastAsia" w:hAnsiTheme="majorHAnsi" w:cstheme="majorBidi"/>
+      <w:rFonts/>
       <w:color w:val="243F60" w:themeColor="accent1" w:themeShade="7F"/>
     </w:rPr>
   </w:style>
@@ -1120,7 +937,7 @@
       <w:outlineLvl w:val="5"/>
     </w:pPr>
     <w:rPr>
-      <w:rFonts w:asciiTheme="majorHAnsi" w:eastAsiaTheme="majorEastAsia" w:hAnsiTheme="majorHAnsi" w:cstheme="majorBidi"/>
+      <w:rFonts/>
       <w:i/>
       <w:iCs/>
       <w:color w:val="243F60" w:themeColor="accent1" w:themeShade="7F"/>
@@ -1143,7 +960,7 @@
       <w:outlineLvl w:val="6"/>
     </w:pPr>
     <w:rPr>
-      <w:rFonts w:asciiTheme="majorHAnsi" w:eastAsiaTheme="majorEastAsia" w:hAnsiTheme="majorHAnsi" w:cstheme="majorBidi"/>
+      <w:rFonts/>
       <w:i/>
       <w:iCs/>
       <w:color w:val="404040" w:themeColor="text1" w:themeTint="BF"/>
@@ -1166,7 +983,7 @@
       <w:outlineLvl w:val="7"/>
     </w:pPr>
     <w:rPr>
-      <w:rFonts w:asciiTheme="majorHAnsi" w:eastAsiaTheme="majorEastAsia" w:hAnsiTheme="majorHAnsi" w:cstheme="majorBidi"/>
+      <w:rFonts/>
       <w:color w:val="4F81BD" w:themeColor="accent1"/>
       <w:sz w:val="20"/>
       <w:szCs w:val="20"/>
@@ -1189,7 +1006,7 @@
       <w:outlineLvl w:val="8"/>
     </w:pPr>
     <w:rPr>
-      <w:rFonts w:asciiTheme="majorHAnsi" w:eastAsiaTheme="majorEastAsia" w:hAnsiTheme="majorHAnsi" w:cstheme="majorBidi"/>
+      <w:rFonts/>
       <w:i/>
       <w:iCs/>
       <w:color w:val="404040" w:themeColor="text1" w:themeTint="BF"/>
@@ -1240,7 +1057,7 @@
     <w:uiPriority w:val="9"/>
     <w:rsid w:val="00FC693F"/>
     <w:rPr>
-      <w:rFonts w:asciiTheme="majorHAnsi" w:eastAsiaTheme="majorEastAsia" w:hAnsiTheme="majorHAnsi" w:cstheme="majorBidi"/>
+      <w:rFonts/>
       <w:b/>
       <w:bCs/>
       <w:color w:val="365F91" w:themeColor="accent1" w:themeShade="BF"/>
@@ -1255,7 +1072,7 @@
     <w:uiPriority w:val="9"/>
     <w:rsid w:val="00FC693F"/>
     <w:rPr>
-      <w:rFonts w:asciiTheme="majorHAnsi" w:eastAsiaTheme="majorEastAsia" w:hAnsiTheme="majorHAnsi" w:cstheme="majorBidi"/>
+      <w:rFonts/>
       <w:b/>
       <w:bCs/>
       <w:color w:val="4F81BD" w:themeColor="accent1"/>
@@ -1270,7 +1087,7 @@
     <w:uiPriority w:val="9"/>
     <w:rsid w:val="00FC693F"/>
     <w:rPr>
-      <w:rFonts w:asciiTheme="majorHAnsi" w:eastAsiaTheme="majorEastAsia" w:hAnsiTheme="majorHAnsi" w:cstheme="majorBidi"/>
+      <w:rFonts/>
       <w:b/>
       <w:bCs/>
       <w:color w:val="4F81BD" w:themeColor="accent1"/>
@@ -1285,19 +1102,17 @@
     <w:qFormat/>
     <w:rsid w:val="00FC693F"/>
     <w:pPr>
-      <w:pBdr>
-        <w:bottom w:val="single" w:sz="8" w:space="4" w:color="4F81BD" w:themeColor="accent1"/>
-      </w:pBdr>
-      <w:spacing w:after="300" w:line="240" w:lineRule="auto"/>
+      <w:spacing w:after="120" w:line="259" w:lineRule="auto"/>
       <w:contextualSpacing/>
     </w:pPr>
     <w:rPr>
-      <w:rFonts w:asciiTheme="majorHAnsi" w:eastAsiaTheme="majorEastAsia" w:hAnsiTheme="majorHAnsi" w:cstheme="majorBidi"/>
-      <w:color w:val="17365D" w:themeColor="text2" w:themeShade="BF"/>
+      <w:rFonts w:ascii="Times New Roman" w:hAnsi="Times New Roman"/>
+      <w:color w:val="000000"/>
       <w:spacing w:val="5"/>
       <w:kern w:val="28"/>
-      <w:sz w:val="52"/>
+      <w:sz w:val="40"/>
       <w:szCs w:val="52"/>
+      <w:lang w:val="ky-KG"/>
     </w:rPr>
   </w:style>
   <w:style w:type="character" w:customStyle="1" w:styleId="TitleChar">
@@ -1307,7 +1122,7 @@
     <w:uiPriority w:val="10"/>
     <w:rsid w:val="00FC693F"/>
     <w:rPr>
-      <w:rFonts w:asciiTheme="majorHAnsi" w:eastAsiaTheme="majorEastAsia" w:hAnsiTheme="majorHAnsi" w:cstheme="majorBidi"/>
+      <w:rFonts/>
       <w:color w:val="17365D" w:themeColor="text2" w:themeShade="BF"/>
       <w:spacing w:val="5"/>
       <w:kern w:val="28"/>
@@ -1329,7 +1144,7 @@
       </w:numPr>
     </w:pPr>
     <w:rPr>
-      <w:rFonts w:asciiTheme="majorHAnsi" w:eastAsiaTheme="majorEastAsia" w:hAnsiTheme="majorHAnsi" w:cstheme="majorBidi"/>
+      <w:rFonts/>
       <w:i/>
       <w:iCs/>
       <w:color w:val="4F81BD" w:themeColor="accent1"/>
@@ -1345,7 +1160,7 @@
     <w:uiPriority w:val="11"/>
     <w:rsid w:val="00FC693F"/>
     <w:rPr>
-      <w:rFonts w:asciiTheme="majorHAnsi" w:eastAsiaTheme="majorEastAsia" w:hAnsiTheme="majorHAnsi" w:cstheme="majorBidi"/>
+      <w:rFonts/>
       <w:i/>
       <w:iCs/>
       <w:color w:val="4F81BD" w:themeColor="accent1"/>
@@ -1470,8 +1285,15 @@
       <w:numPr>
         <w:numId w:val="1"/>
       </w:numPr>
+      <w:spacing w:after="120" w:line="259" w:lineRule="auto"/>
       <w:contextualSpacing/>
     </w:pPr>
+    <w:rPr>
+      <w:rFonts w:ascii="Times New Roman" w:hAnsi="Times New Roman"/>
+      <w:color w:val="000000"/>
+      <w:sz w:val="24"/>
+      <w:lang w:val="ky-KG"/>
+    </w:rPr>
   </w:style>
   <w:style w:type="paragraph" w:styleId="ListBullet2">
     <w:name w:val="List Bullet 2"/>
@@ -1643,7 +1465,7 @@
     <w:semiHidden/>
     <w:rsid w:val="00FC693F"/>
     <w:rPr>
-      <w:rFonts w:asciiTheme="majorHAnsi" w:eastAsiaTheme="majorEastAsia" w:hAnsiTheme="majorHAnsi" w:cstheme="majorBidi"/>
+      <w:rFonts/>
       <w:b/>
       <w:bCs/>
       <w:i/>
@@ -1659,7 +1481,7 @@
     <w:semiHidden/>
     <w:rsid w:val="00FC693F"/>
     <w:rPr>
-      <w:rFonts w:asciiTheme="majorHAnsi" w:eastAsiaTheme="majorEastAsia" w:hAnsiTheme="majorHAnsi" w:cstheme="majorBidi"/>
+      <w:rFonts/>
       <w:color w:val="243F60" w:themeColor="accent1" w:themeShade="7F"/>
     </w:rPr>
   </w:style>
@@ -1671,7 +1493,7 @@
     <w:semiHidden/>
     <w:rsid w:val="00FC693F"/>
     <w:rPr>
-      <w:rFonts w:asciiTheme="majorHAnsi" w:eastAsiaTheme="majorEastAsia" w:hAnsiTheme="majorHAnsi" w:cstheme="majorBidi"/>
+      <w:rFonts/>
       <w:i/>
       <w:iCs/>
       <w:color w:val="243F60" w:themeColor="accent1" w:themeShade="7F"/>
@@ -1685,7 +1507,7 @@
     <w:semiHidden/>
     <w:rsid w:val="00FC693F"/>
     <w:rPr>
-      <w:rFonts w:asciiTheme="majorHAnsi" w:eastAsiaTheme="majorEastAsia" w:hAnsiTheme="majorHAnsi" w:cstheme="majorBidi"/>
+      <w:rFonts/>
       <w:i/>
       <w:iCs/>
       <w:color w:val="404040" w:themeColor="text1" w:themeTint="BF"/>
@@ -1699,7 +1521,7 @@
     <w:semiHidden/>
     <w:rsid w:val="00FC693F"/>
     <w:rPr>
-      <w:rFonts w:asciiTheme="majorHAnsi" w:eastAsiaTheme="majorEastAsia" w:hAnsiTheme="majorHAnsi" w:cstheme="majorBidi"/>
+      <w:rFonts/>
       <w:color w:val="4F81BD" w:themeColor="accent1"/>
       <w:sz w:val="20"/>
       <w:szCs w:val="20"/>
@@ -1713,7 +1535,7 @@
     <w:semiHidden/>
     <w:rsid w:val="00FC693F"/>
     <w:rPr>
-      <w:rFonts w:asciiTheme="majorHAnsi" w:eastAsiaTheme="majorEastAsia" w:hAnsiTheme="majorHAnsi" w:cstheme="majorBidi"/>
+      <w:rFonts/>
       <w:i/>
       <w:iCs/>
       <w:color w:val="404040" w:themeColor="text1" w:themeTint="BF"/>
@@ -1772,9 +1594,6 @@
     <w:qFormat/>
     <w:rsid w:val="00FC693F"/>
     <w:pPr>
-      <w:pBdr>
-        <w:bottom w:val="single" w:sz="4" w:space="4" w:color="4F81BD" w:themeColor="accent1"/>
-      </w:pBdr>
       <w:spacing w:before="200" w:after="280"/>
       <w:ind w:left="936" w:right="936"/>
     </w:pPr>
@@ -3302,7 +3121,7 @@
         <w:spacing w:before="0" w:after="0" w:line="240" w:lineRule="auto"/>
       </w:pPr>
       <w:rPr>
-        <w:rFonts w:asciiTheme="majorHAnsi" w:eastAsiaTheme="majorEastAsia" w:hAnsiTheme="majorHAnsi" w:cstheme="majorBidi"/>
+        <w:rFonts/>
         <w:b/>
         <w:bCs/>
       </w:rPr>
@@ -3323,7 +3142,7 @@
         <w:spacing w:before="0" w:after="0" w:line="240" w:lineRule="auto"/>
       </w:pPr>
       <w:rPr>
-        <w:rFonts w:asciiTheme="majorHAnsi" w:eastAsiaTheme="majorEastAsia" w:hAnsiTheme="majorHAnsi" w:cstheme="majorBidi"/>
+        <w:rFonts/>
         <w:b/>
         <w:bCs/>
       </w:rPr>
@@ -3341,14 +3160,14 @@
     </w:tblStylePr>
     <w:tblStylePr w:type="firstCol">
       <w:rPr>
-        <w:rFonts w:asciiTheme="majorHAnsi" w:eastAsiaTheme="majorEastAsia" w:hAnsiTheme="majorHAnsi" w:cstheme="majorBidi"/>
+        <w:rFonts/>
         <w:b/>
         <w:bCs/>
       </w:rPr>
     </w:tblStylePr>
     <w:tblStylePr w:type="lastCol">
       <w:rPr>
-        <w:rFonts w:asciiTheme="majorHAnsi" w:eastAsiaTheme="majorEastAsia" w:hAnsiTheme="majorHAnsi" w:cstheme="majorBidi"/>
+        <w:rFonts/>
         <w:b/>
         <w:bCs/>
       </w:rPr>
@@ -3432,7 +3251,7 @@
         <w:spacing w:before="0" w:after="0" w:line="240" w:lineRule="auto"/>
       </w:pPr>
       <w:rPr>
-        <w:rFonts w:asciiTheme="majorHAnsi" w:eastAsiaTheme="majorEastAsia" w:hAnsiTheme="majorHAnsi" w:cstheme="majorBidi"/>
+        <w:rFonts/>
         <w:b/>
         <w:bCs/>
       </w:rPr>
@@ -3453,7 +3272,7 @@
         <w:spacing w:before="0" w:after="0" w:line="240" w:lineRule="auto"/>
       </w:pPr>
       <w:rPr>
-        <w:rFonts w:asciiTheme="majorHAnsi" w:eastAsiaTheme="majorEastAsia" w:hAnsiTheme="majorHAnsi" w:cstheme="majorBidi"/>
+        <w:rFonts/>
         <w:b/>
         <w:bCs/>
       </w:rPr>
@@ -3471,14 +3290,14 @@
     </w:tblStylePr>
     <w:tblStylePr w:type="firstCol">
       <w:rPr>
-        <w:rFonts w:asciiTheme="majorHAnsi" w:eastAsiaTheme="majorEastAsia" w:hAnsiTheme="majorHAnsi" w:cstheme="majorBidi"/>
+        <w:rFonts/>
         <w:b/>
         <w:bCs/>
       </w:rPr>
     </w:tblStylePr>
     <w:tblStylePr w:type="lastCol">
       <w:rPr>
-        <w:rFonts w:asciiTheme="majorHAnsi" w:eastAsiaTheme="majorEastAsia" w:hAnsiTheme="majorHAnsi" w:cstheme="majorBidi"/>
+        <w:rFonts/>
         <w:b/>
         <w:bCs/>
       </w:rPr>
@@ -3562,7 +3381,7 @@
         <w:spacing w:before="0" w:after="0" w:line="240" w:lineRule="auto"/>
       </w:pPr>
       <w:rPr>
-        <w:rFonts w:asciiTheme="majorHAnsi" w:eastAsiaTheme="majorEastAsia" w:hAnsiTheme="majorHAnsi" w:cstheme="majorBidi"/>
+        <w:rFonts/>
         <w:b/>
         <w:bCs/>
       </w:rPr>
@@ -3583,7 +3402,7 @@
         <w:spacing w:before="0" w:after="0" w:line="240" w:lineRule="auto"/>
       </w:pPr>
       <w:rPr>
-        <w:rFonts w:asciiTheme="majorHAnsi" w:eastAsiaTheme="majorEastAsia" w:hAnsiTheme="majorHAnsi" w:cstheme="majorBidi"/>
+        <w:rFonts/>
         <w:b/>
         <w:bCs/>
       </w:rPr>
@@ -3601,14 +3420,14 @@
     </w:tblStylePr>
     <w:tblStylePr w:type="firstCol">
       <w:rPr>
-        <w:rFonts w:asciiTheme="majorHAnsi" w:eastAsiaTheme="majorEastAsia" w:hAnsiTheme="majorHAnsi" w:cstheme="majorBidi"/>
+        <w:rFonts/>
         <w:b/>
         <w:bCs/>
       </w:rPr>
     </w:tblStylePr>
     <w:tblStylePr w:type="lastCol">
       <w:rPr>
-        <w:rFonts w:asciiTheme="majorHAnsi" w:eastAsiaTheme="majorEastAsia" w:hAnsiTheme="majorHAnsi" w:cstheme="majorBidi"/>
+        <w:rFonts/>
         <w:b/>
         <w:bCs/>
       </w:rPr>
@@ -3692,7 +3511,7 @@
         <w:spacing w:before="0" w:after="0" w:line="240" w:lineRule="auto"/>
       </w:pPr>
       <w:rPr>
-        <w:rFonts w:asciiTheme="majorHAnsi" w:eastAsiaTheme="majorEastAsia" w:hAnsiTheme="majorHAnsi" w:cstheme="majorBidi"/>
+        <w:rFonts/>
         <w:b/>
         <w:bCs/>
       </w:rPr>
@@ -3713,7 +3532,7 @@
         <w:spacing w:before="0" w:after="0" w:line="240" w:lineRule="auto"/>
       </w:pPr>
       <w:rPr>
-        <w:rFonts w:asciiTheme="majorHAnsi" w:eastAsiaTheme="majorEastAsia" w:hAnsiTheme="majorHAnsi" w:cstheme="majorBidi"/>
+        <w:rFonts/>
         <w:b/>
         <w:bCs/>
       </w:rPr>
@@ -3731,14 +3550,14 @@
     </w:tblStylePr>
     <w:tblStylePr w:type="firstCol">
       <w:rPr>
-        <w:rFonts w:asciiTheme="majorHAnsi" w:eastAsiaTheme="majorEastAsia" w:hAnsiTheme="majorHAnsi" w:cstheme="majorBidi"/>
+        <w:rFonts/>
         <w:b/>
         <w:bCs/>
       </w:rPr>
     </w:tblStylePr>
     <w:tblStylePr w:type="lastCol">
       <w:rPr>
-        <w:rFonts w:asciiTheme="majorHAnsi" w:eastAsiaTheme="majorEastAsia" w:hAnsiTheme="majorHAnsi" w:cstheme="majorBidi"/>
+        <w:rFonts/>
         <w:b/>
         <w:bCs/>
       </w:rPr>
@@ -3822,7 +3641,7 @@
         <w:spacing w:before="0" w:after="0" w:line="240" w:lineRule="auto"/>
       </w:pPr>
       <w:rPr>
-        <w:rFonts w:asciiTheme="majorHAnsi" w:eastAsiaTheme="majorEastAsia" w:hAnsiTheme="majorHAnsi" w:cstheme="majorBidi"/>
+        <w:rFonts/>
         <w:b/>
         <w:bCs/>
       </w:rPr>
@@ -3843,7 +3662,7 @@
         <w:spacing w:before="0" w:after="0" w:line="240" w:lineRule="auto"/>
       </w:pPr>
       <w:rPr>
-        <w:rFonts w:asciiTheme="majorHAnsi" w:eastAsiaTheme="majorEastAsia" w:hAnsiTheme="majorHAnsi" w:cstheme="majorBidi"/>
+        <w:rFonts/>
         <w:b/>
         <w:bCs/>
       </w:rPr>
@@ -3861,14 +3680,14 @@
     </w:tblStylePr>
     <w:tblStylePr w:type="firstCol">
       <w:rPr>
-        <w:rFonts w:asciiTheme="majorHAnsi" w:eastAsiaTheme="majorEastAsia" w:hAnsiTheme="majorHAnsi" w:cstheme="majorBidi"/>
+        <w:rFonts/>
         <w:b/>
         <w:bCs/>
       </w:rPr>
     </w:tblStylePr>
     <w:tblStylePr w:type="lastCol">
       <w:rPr>
-        <w:rFonts w:asciiTheme="majorHAnsi" w:eastAsiaTheme="majorEastAsia" w:hAnsiTheme="majorHAnsi" w:cstheme="majorBidi"/>
+        <w:rFonts/>
         <w:b/>
         <w:bCs/>
       </w:rPr>
@@ -3952,7 +3771,7 @@
         <w:spacing w:before="0" w:after="0" w:line="240" w:lineRule="auto"/>
       </w:pPr>
       <w:rPr>
-        <w:rFonts w:asciiTheme="majorHAnsi" w:eastAsiaTheme="majorEastAsia" w:hAnsiTheme="majorHAnsi" w:cstheme="majorBidi"/>
+        <w:rFonts/>
         <w:b/>
         <w:bCs/>
       </w:rPr>
@@ -3973,7 +3792,7 @@
         <w:spacing w:before="0" w:after="0" w:line="240" w:lineRule="auto"/>
       </w:pPr>
       <w:rPr>
-        <w:rFonts w:asciiTheme="majorHAnsi" w:eastAsiaTheme="majorEastAsia" w:hAnsiTheme="majorHAnsi" w:cstheme="majorBidi"/>
+        <w:rFonts/>
         <w:b/>
         <w:bCs/>
       </w:rPr>
@@ -3991,14 +3810,14 @@
     </w:tblStylePr>
     <w:tblStylePr w:type="firstCol">
       <w:rPr>
-        <w:rFonts w:asciiTheme="majorHAnsi" w:eastAsiaTheme="majorEastAsia" w:hAnsiTheme="majorHAnsi" w:cstheme="majorBidi"/>
+        <w:rFonts/>
         <w:b/>
         <w:bCs/>
       </w:rPr>
     </w:tblStylePr>
     <w:tblStylePr w:type="lastCol">
       <w:rPr>
-        <w:rFonts w:asciiTheme="majorHAnsi" w:eastAsiaTheme="majorEastAsia" w:hAnsiTheme="majorHAnsi" w:cstheme="majorBidi"/>
+        <w:rFonts/>
         <w:b/>
         <w:bCs/>
       </w:rPr>
@@ -4082,7 +3901,7 @@
         <w:spacing w:before="0" w:after="0" w:line="240" w:lineRule="auto"/>
       </w:pPr>
       <w:rPr>
-        <w:rFonts w:asciiTheme="majorHAnsi" w:eastAsiaTheme="majorEastAsia" w:hAnsiTheme="majorHAnsi" w:cstheme="majorBidi"/>
+        <w:rFonts/>
         <w:b/>
         <w:bCs/>
       </w:rPr>
@@ -4103,7 +3922,7 @@
         <w:spacing w:before="0" w:after="0" w:line="240" w:lineRule="auto"/>
       </w:pPr>
       <w:rPr>
-        <w:rFonts w:asciiTheme="majorHAnsi" w:eastAsiaTheme="majorEastAsia" w:hAnsiTheme="majorHAnsi" w:cstheme="majorBidi"/>
+        <w:rFonts/>
         <w:b/>
         <w:bCs/>
       </w:rPr>
@@ -4121,14 +3940,14 @@
     </w:tblStylePr>
     <w:tblStylePr w:type="firstCol">
       <w:rPr>
-        <w:rFonts w:asciiTheme="majorHAnsi" w:eastAsiaTheme="majorEastAsia" w:hAnsiTheme="majorHAnsi" w:cstheme="majorBidi"/>
+        <w:rFonts/>
         <w:b/>
         <w:bCs/>
       </w:rPr>
     </w:tblStylePr>
     <w:tblStylePr w:type="lastCol">
       <w:rPr>
-        <w:rFonts w:asciiTheme="majorHAnsi" w:eastAsiaTheme="majorEastAsia" w:hAnsiTheme="majorHAnsi" w:cstheme="majorBidi"/>
+        <w:rFonts/>
         <w:b/>
         <w:bCs/>
       </w:rPr>
@@ -5993,7 +5812,7 @@
     </w:tblPr>
     <w:tblStylePr w:type="firstRow">
       <w:rPr>
-        <w:rFonts w:asciiTheme="majorHAnsi" w:eastAsiaTheme="majorEastAsia" w:hAnsiTheme="majorHAnsi" w:cstheme="majorBidi"/>
+        <w:rFonts/>
       </w:rPr>
       <w:tblPr/>
       <w:tcPr>
@@ -6077,7 +5896,7 @@
     </w:tblPr>
     <w:tblStylePr w:type="firstRow">
       <w:rPr>
-        <w:rFonts w:asciiTheme="majorHAnsi" w:eastAsiaTheme="majorEastAsia" w:hAnsiTheme="majorHAnsi" w:cstheme="majorBidi"/>
+        <w:rFonts/>
       </w:rPr>
       <w:tblPr/>
       <w:tcPr>
@@ -6161,7 +5980,7 @@
     </w:tblPr>
     <w:tblStylePr w:type="firstRow">
       <w:rPr>
-        <w:rFonts w:asciiTheme="majorHAnsi" w:eastAsiaTheme="majorEastAsia" w:hAnsiTheme="majorHAnsi" w:cstheme="majorBidi"/>
+        <w:rFonts/>
       </w:rPr>
       <w:tblPr/>
       <w:tcPr>
@@ -6245,7 +6064,7 @@
     </w:tblPr>
     <w:tblStylePr w:type="firstRow">
       <w:rPr>
-        <w:rFonts w:asciiTheme="majorHAnsi" w:eastAsiaTheme="majorEastAsia" w:hAnsiTheme="majorHAnsi" w:cstheme="majorBidi"/>
+        <w:rFonts/>
       </w:rPr>
       <w:tblPr/>
       <w:tcPr>
@@ -6329,7 +6148,7 @@
     </w:tblPr>
     <w:tblStylePr w:type="firstRow">
       <w:rPr>
-        <w:rFonts w:asciiTheme="majorHAnsi" w:eastAsiaTheme="majorEastAsia" w:hAnsiTheme="majorHAnsi" w:cstheme="majorBidi"/>
+        <w:rFonts/>
       </w:rPr>
       <w:tblPr/>
       <w:tcPr>
@@ -6413,7 +6232,7 @@
     </w:tblPr>
     <w:tblStylePr w:type="firstRow">
       <w:rPr>
-        <w:rFonts w:asciiTheme="majorHAnsi" w:eastAsiaTheme="majorEastAsia" w:hAnsiTheme="majorHAnsi" w:cstheme="majorBidi"/>
+        <w:rFonts/>
       </w:rPr>
       <w:tblPr/>
       <w:tcPr>
@@ -6497,7 +6316,7 @@
     </w:tblPr>
     <w:tblStylePr w:type="firstRow">
       <w:rPr>
-        <w:rFonts w:asciiTheme="majorHAnsi" w:eastAsiaTheme="majorEastAsia" w:hAnsiTheme="majorHAnsi" w:cstheme="majorBidi"/>
+        <w:rFonts/>
       </w:rPr>
       <w:tblPr/>
       <w:tcPr>
@@ -6562,7 +6381,7 @@
       <w:spacing w:after="0" w:line="240" w:lineRule="auto"/>
     </w:pPr>
     <w:rPr>
-      <w:rFonts w:asciiTheme="majorHAnsi" w:eastAsiaTheme="majorEastAsia" w:hAnsiTheme="majorHAnsi" w:cstheme="majorBidi"/>
+      <w:rFonts/>
       <w:color w:val="000000" w:themeColor="text1"/>
     </w:rPr>
     <w:tblPr>
@@ -6690,7 +6509,7 @@
       <w:spacing w:after="0" w:line="240" w:lineRule="auto"/>
     </w:pPr>
     <w:rPr>
-      <w:rFonts w:asciiTheme="majorHAnsi" w:eastAsiaTheme="majorEastAsia" w:hAnsiTheme="majorHAnsi" w:cstheme="majorBidi"/>
+      <w:rFonts/>
       <w:color w:val="000000" w:themeColor="text1"/>
     </w:rPr>
     <w:tblPr>
@@ -6818,7 +6637,7 @@
       <w:spacing w:after="0" w:line="240" w:lineRule="auto"/>
     </w:pPr>
     <w:rPr>
-      <w:rFonts w:asciiTheme="majorHAnsi" w:eastAsiaTheme="majorEastAsia" w:hAnsiTheme="majorHAnsi" w:cstheme="majorBidi"/>
+      <w:rFonts/>
       <w:color w:val="000000" w:themeColor="text1"/>
     </w:rPr>
     <w:tblPr>
@@ -6946,7 +6765,7 @@
       <w:spacing w:after="0" w:line="240" w:lineRule="auto"/>
     </w:pPr>
     <w:rPr>
-      <w:rFonts w:asciiTheme="majorHAnsi" w:eastAsiaTheme="majorEastAsia" w:hAnsiTheme="majorHAnsi" w:cstheme="majorBidi"/>
+      <w:rFonts/>
       <w:color w:val="000000" w:themeColor="text1"/>
     </w:rPr>
     <w:tblPr>
@@ -7074,7 +6893,7 @@
       <w:spacing w:after="0" w:line="240" w:lineRule="auto"/>
     </w:pPr>
     <w:rPr>
-      <w:rFonts w:asciiTheme="majorHAnsi" w:eastAsiaTheme="majorEastAsia" w:hAnsiTheme="majorHAnsi" w:cstheme="majorBidi"/>
+      <w:rFonts/>
       <w:color w:val="000000" w:themeColor="text1"/>
     </w:rPr>
     <w:tblPr>
@@ -7202,7 +7021,7 @@
       <w:spacing w:after="0" w:line="240" w:lineRule="auto"/>
     </w:pPr>
     <w:rPr>
-      <w:rFonts w:asciiTheme="majorHAnsi" w:eastAsiaTheme="majorEastAsia" w:hAnsiTheme="majorHAnsi" w:cstheme="majorBidi"/>
+      <w:rFonts/>
       <w:color w:val="000000" w:themeColor="text1"/>
     </w:rPr>
     <w:tblPr>
@@ -7330,7 +7149,7 @@
       <w:spacing w:after="0" w:line="240" w:lineRule="auto"/>
     </w:pPr>
     <w:rPr>
-      <w:rFonts w:asciiTheme="majorHAnsi" w:eastAsiaTheme="majorEastAsia" w:hAnsiTheme="majorHAnsi" w:cstheme="majorBidi"/>
+      <w:rFonts/>
       <w:color w:val="000000" w:themeColor="text1"/>
     </w:rPr>
     <w:tblPr>
@@ -7969,7 +7788,7 @@
       <w:spacing w:after="0" w:line="240" w:lineRule="auto"/>
     </w:pPr>
     <w:rPr>
-      <w:rFonts w:asciiTheme="majorHAnsi" w:eastAsiaTheme="majorEastAsia" w:hAnsiTheme="majorHAnsi" w:cstheme="majorBidi"/>
+      <w:rFonts/>
       <w:color w:val="000000" w:themeColor="text1"/>
     </w:rPr>
     <w:tblPr>
@@ -8094,7 +7913,7 @@
       <w:spacing w:after="0" w:line="240" w:lineRule="auto"/>
     </w:pPr>
     <w:rPr>
-      <w:rFonts w:asciiTheme="majorHAnsi" w:eastAsiaTheme="majorEastAsia" w:hAnsiTheme="majorHAnsi" w:cstheme="majorBidi"/>
+      <w:rFonts/>
       <w:color w:val="000000" w:themeColor="text1"/>
     </w:rPr>
     <w:tblPr>
@@ -8219,7 +8038,7 @@
       <w:spacing w:after="0" w:line="240" w:lineRule="auto"/>
     </w:pPr>
     <w:rPr>
-      <w:rFonts w:asciiTheme="majorHAnsi" w:eastAsiaTheme="majorEastAsia" w:hAnsiTheme="majorHAnsi" w:cstheme="majorBidi"/>
+      <w:rFonts/>
       <w:color w:val="000000" w:themeColor="text1"/>
     </w:rPr>
     <w:tblPr>
@@ -8344,7 +8163,7 @@
       <w:spacing w:after="0" w:line="240" w:lineRule="auto"/>
     </w:pPr>
     <w:rPr>
-      <w:rFonts w:asciiTheme="majorHAnsi" w:eastAsiaTheme="majorEastAsia" w:hAnsiTheme="majorHAnsi" w:cstheme="majorBidi"/>
+      <w:rFonts/>
       <w:color w:val="000000" w:themeColor="text1"/>
     </w:rPr>
     <w:tblPr>
@@ -8469,7 +8288,7 @@
       <w:spacing w:after="0" w:line="240" w:lineRule="auto"/>
     </w:pPr>
     <w:rPr>
-      <w:rFonts w:asciiTheme="majorHAnsi" w:eastAsiaTheme="majorEastAsia" w:hAnsiTheme="majorHAnsi" w:cstheme="majorBidi"/>
+      <w:rFonts/>
       <w:color w:val="000000" w:themeColor="text1"/>
     </w:rPr>
     <w:tblPr>
@@ -8594,7 +8413,7 @@
       <w:spacing w:after="0" w:line="240" w:lineRule="auto"/>
     </w:pPr>
     <w:rPr>
-      <w:rFonts w:asciiTheme="majorHAnsi" w:eastAsiaTheme="majorEastAsia" w:hAnsiTheme="majorHAnsi" w:cstheme="majorBidi"/>
+      <w:rFonts/>
       <w:color w:val="000000" w:themeColor="text1"/>
     </w:rPr>
     <w:tblPr>
@@ -8719,7 +8538,7 @@
       <w:spacing w:after="0" w:line="240" w:lineRule="auto"/>
     </w:pPr>
     <w:rPr>
-      <w:rFonts w:asciiTheme="majorHAnsi" w:eastAsiaTheme="majorEastAsia" w:hAnsiTheme="majorHAnsi" w:cstheme="majorBidi"/>
+      <w:rFonts/>
       <w:color w:val="000000" w:themeColor="text1"/>
     </w:rPr>
     <w:tblPr>
